--- a/data/employees/EMP023/AST-EMP023-03.docx
+++ b/data/employees/EMP023/AST-EMP023-03.docx
@@ -7,10 +7,7 @@
         <w:pStyle w:val="Heading1"/>
       </w:pPr>
       <w:r>
-        <w:rPr>
-          <w:sz w:val="36"/>
-        </w:rPr>
-        <w:t>Design specification - EMP023</w:t>
+        <w:t>Ast Emp023 03 - EMP023</w:t>
       </w:r>
     </w:p>
     <w:p>
@@ -18,130 +15,32 @@
         <w:pStyle w:val="Heading2"/>
       </w:pPr>
       <w:r>
-        <w:t>Document Metadata</w:t>
-      </w:r>
-    </w:p>
-    <w:tbl>
-      <w:tblPr>
-        <w:tblStyle w:val="TableGrid"/>
-        <w:tblW w:type="auto" w:w="0"/>
-        <w:tblLook w:firstColumn="1" w:firstRow="1" w:lastColumn="0" w:lastRow="0" w:noHBand="0" w:noVBand="1" w:val="04A0"/>
-      </w:tblPr>
-      <w:tblGrid>
-        <w:gridCol w:w="4320"/>
-        <w:gridCol w:w="4320"/>
-      </w:tblGrid>
-      <w:tr>
-        <w:tc>
-          <w:tcPr>
-            <w:tcW w:type="dxa" w:w="4320"/>
-          </w:tcPr>
-          <w:p>
-            <w:r>
-              <w:t>Author</w:t>
-            </w:r>
-          </w:p>
-        </w:tc>
-        <w:tc>
-          <w:tcPr>
-            <w:tcW w:type="dxa" w:w="4320"/>
-          </w:tcPr>
-          <w:p>
-            <w:r>
-              <w:t>Taylor Miller</w:t>
-            </w:r>
-          </w:p>
-        </w:tc>
-      </w:tr>
-      <w:tr>
-        <w:tc>
-          <w:tcPr>
-            <w:tcW w:type="dxa" w:w="4320"/>
-          </w:tcPr>
-          <w:p>
-            <w:r>
-              <w:t>Role / Department</w:t>
-            </w:r>
-          </w:p>
-        </w:tc>
-        <w:tc>
-          <w:tcPr>
-            <w:tcW w:type="dxa" w:w="4320"/>
-          </w:tcPr>
-          <w:p>
-            <w:r>
-              <w:t>Director | R&amp;D</w:t>
-            </w:r>
-          </w:p>
-        </w:tc>
-      </w:tr>
-      <w:tr>
-        <w:tc>
-          <w:tcPr>
-            <w:tcW w:type="dxa" w:w="4320"/>
-          </w:tcPr>
-          <w:p>
-            <w:r>
-              <w:t>Location</w:t>
-            </w:r>
-          </w:p>
-        </w:tc>
-        <w:tc>
-          <w:tcPr>
-            <w:tcW w:type="dxa" w:w="4320"/>
-          </w:tcPr>
-          <w:p>
-            <w:r>
-              <w:t>Hsinchu</w:t>
-            </w:r>
-          </w:p>
-        </w:tc>
-      </w:tr>
-      <w:tr>
-        <w:tc>
-          <w:tcPr>
-            <w:tcW w:type="dxa" w:w="4320"/>
-          </w:tcPr>
-          <w:p>
-            <w:r>
-              <w:t>Last Modified</w:t>
-            </w:r>
-          </w:p>
-        </w:tc>
-        <w:tc>
-          <w:tcPr>
-            <w:tcW w:type="dxa" w:w="4320"/>
-          </w:tcPr>
-          <w:p>
-            <w:r>
-              <w:t>2025-01-27</w:t>
-            </w:r>
-          </w:p>
-        </w:tc>
-      </w:tr>
-    </w:tbl>
-    <w:p/>
-    <w:p>
-      <w:pPr>
-        <w:pStyle w:val="Heading2"/>
-      </w:pPr>
-      <w:r>
-        <w:t>Specification</w:t>
+        <w:t>Page 1</w:t>
       </w:r>
     </w:p>
     <w:p>
       <w:r>
-        <w:t>Design Specification: High-Throughput Experimentation Platform</w:t>
+        <w:t>Section 1: Fabric semantic model planning. EMP023 contributes to ast emp023 03 through recurring collaboration, clear ownership boundaries, and measurable outcomes. The team captures decisions, open issues, and handoffs so that knowledge remains discoverable for future programs.</w:t>
       </w:r>
     </w:p>
     <w:p>
       <w:r>
-        <w:t>Version: 0.9 (Draft)</w:t>
+        <w:t>Section 2: Operational risk review. EMP023 contributes to ast emp023 03 through recurring collaboration, clear ownership boundaries, and measurable outcomes. The team captures decisions, open issues, and handoffs so that knowledge remains discoverable for future programs.</w:t>
       </w:r>
     </w:p>
     <w:p>
       <w:r>
-        <w:t>This specification describes the architecture for the automated high-throughput experimentation platform. Robotic sample handling integrates with the LIMS via REST API. ML-driven parameter optimisation suggests next experiment conditions based on Bayesian optimisation.</w:t>
+        <w:t>Section 3: Knowledge transfer and onboarding. EMP023 contributes to ast emp023 03 through recurring collaboration, clear ownership boundaries, and measurable outcomes. The team captures decisions, open issues, and handoffs so that knowledge remains discoverable for future programs.</w:t>
+      </w:r>
+    </w:p>
+    <w:p>
+      <w:r>
+        <w:t>Section 4: Quarterly delivery milestones. EMP023 contributes to ast emp023 03 through recurring collaboration, clear ownership boundaries, and measurable outcomes. The team captures decisions, open issues, and handoffs so that knowledge remains discoverable for future programs.</w:t>
+      </w:r>
+    </w:p>
+    <w:p>
+      <w:r>
+        <w:br w:type="page"/>
       </w:r>
     </w:p>
     <w:p>
@@ -149,12 +48,60 @@
         <w:pStyle w:val="Heading2"/>
       </w:pPr>
       <w:r>
-        <w:t>Author Competencies</w:t>
+        <w:t>Page 2</w:t>
       </w:r>
     </w:p>
     <w:p>
       <w:r>
-        <w:t>Power BI, Azure AI, Python, Fabric</w:t>
+        <w:t>Section 1: Automation backlog refinement. EMP023 contributes to ast emp023 03 through recurring collaboration, clear ownership boundaries, and measurable outcomes. The team captures decisions, open issues, and handoffs so that knowledge remains discoverable for future programs.</w:t>
+      </w:r>
+    </w:p>
+    <w:p>
+      <w:r>
+        <w:t>Section 2: Automation backlog refinement. EMP023 contributes to ast emp023 03 through recurring collaboration, clear ownership boundaries, and measurable outcomes. The team captures decisions, open issues, and handoffs so that knowledge remains discoverable for future programs.</w:t>
+      </w:r>
+    </w:p>
+    <w:p>
+      <w:r>
+        <w:t>Section 3: Data quality remediation. EMP023 contributes to ast emp023 03 through recurring collaboration, clear ownership boundaries, and measurable outcomes. The team captures decisions, open issues, and handoffs so that knowledge remains discoverable for future programs.</w:t>
+      </w:r>
+    </w:p>
+    <w:p>
+      <w:r>
+        <w:t>Section 4: Automation backlog refinement. EMP023 contributes to ast emp023 03 through recurring collaboration, clear ownership boundaries, and measurable outcomes. The team captures decisions, open issues, and handoffs so that knowledge remains discoverable for future programs.</w:t>
+      </w:r>
+    </w:p>
+    <w:p>
+      <w:r>
+        <w:br w:type="page"/>
+      </w:r>
+    </w:p>
+    <w:p>
+      <w:pPr>
+        <w:pStyle w:val="Heading2"/>
+      </w:pPr>
+      <w:r>
+        <w:t>Page 3</w:t>
+      </w:r>
+    </w:p>
+    <w:p>
+      <w:r>
+        <w:t>Section 1: Automation backlog refinement. EMP023 contributes to ast emp023 03 through recurring collaboration, clear ownership boundaries, and measurable outcomes. The team captures decisions, open issues, and handoffs so that knowledge remains discoverable for future programs.</w:t>
+      </w:r>
+    </w:p>
+    <w:p>
+      <w:r>
+        <w:t>Section 2: Department KPI performance. EMP023 contributes to ast emp023 03 through recurring collaboration, clear ownership boundaries, and measurable outcomes. The team captures decisions, open issues, and handoffs so that knowledge remains discoverable for future programs.</w:t>
+      </w:r>
+    </w:p>
+    <w:p>
+      <w:r>
+        <w:t>Section 3: Operational risk review. EMP023 contributes to ast emp023 03 through recurring collaboration, clear ownership boundaries, and measurable outcomes. The team captures decisions, open issues, and handoffs so that knowledge remains discoverable for future programs.</w:t>
+      </w:r>
+    </w:p>
+    <w:p>
+      <w:r>
+        <w:t>Section 4: Department KPI performance. EMP023 contributes to ast emp023 03 through recurring collaboration, clear ownership boundaries, and measurable outcomes. The team captures decisions, open issues, and handoffs so that knowledge remains discoverable for future programs.</w:t>
       </w:r>
     </w:p>
     <w:sectPr>
